--- a/app/templates/tldn/LLC2/004_Giấy ủy quyền.docx
+++ b/app/templates/tldn/LLC2/004_Giấy ủy quyền.docx
@@ -400,7 +400,7 @@
         <w:spacing w:line="360" w:lineRule="auto"/>
         <w:jc w:val="both"/>
         <w:rPr>
-          <w:lang w:val="nl-NL"/>
+          <w:lang w:val="en-US"/>
         </w:rPr>
       </w:pPr>
       <w:r>
@@ -433,6 +433,39 @@
           <w:lang w:val="vi-VN"/>
         </w:rPr>
         <w:t xml:space="preserve">}} </w:t>
+      </w:r>
+    </w:p>
+    <w:p>
+      <w:pPr>
+        <w:spacing w:line="360" w:lineRule="auto"/>
+        <w:jc w:val="both"/>
+        <w:rPr>
+          <w:lang w:val="en-US"/>
+        </w:rPr>
+      </w:pPr>
+      <w:r>
+        <w:rPr>
+          <w:lang w:val="en-US"/>
+        </w:rPr>
+        <w:t>Ngày sinh</w:t>
+      </w:r>
+      <w:r>
+        <w:rPr>
+          <w:lang w:val="en-US"/>
+        </w:rPr>
+        <w:t>: {{taxpayer.</w:t>
+      </w:r>
+      <w:r>
+        <w:rPr>
+          <w:color w:val="000000"/>
+        </w:rPr>
+        <w:t>birth_date</w:t>
+      </w:r>
+      <w:r>
+        <w:rPr>
+          <w:lang w:val="en-US"/>
+        </w:rPr>
+        <w:t>}}</w:t>
       </w:r>
     </w:p>
     <w:p>
@@ -670,6 +703,7 @@
         <w:rPr>
           <w:color w:val="000000"/>
         </w:rPr>
+        <w:lastRenderedPageBreak/>
         <w:t>Giấy ủy quyền này có hiệu lực kể từ ngày ký và sẽ kết thúc khi Bên B giải quyết xong nội dung công việc được giao ủy quyền.</w:t>
       </w:r>
     </w:p>
@@ -696,7 +730,6 @@
         <w:rPr>
           <w:color w:val="000000"/>
         </w:rPr>
-        <w:lastRenderedPageBreak/>
         <w:t>Bên A có trách nhiệm hoàn thành nội dung công việc theo đúng quy định pháp luật.</w:t>
       </w:r>
     </w:p>
@@ -1779,6 +1812,7 @@
   <w:style w:type="character" w:default="1" w:styleId="DefaultParagraphFont">
     <w:name w:val="Default Paragraph Font"/>
     <w:uiPriority w:val="1"/>
+    <w:semiHidden/>
     <w:unhideWhenUsed/>
   </w:style>
   <w:style w:type="table" w:default="1" w:styleId="TableNormal">

--- a/app/templates/tldn/LLC2/004_Giấy ủy quyền.docx
+++ b/app/templates/tldn/LLC2/004_Giấy ủy quyền.docx
@@ -730,7 +730,19 @@
         <w:rPr>
           <w:color w:val="000000"/>
         </w:rPr>
-        <w:t>Bên A có trách nhiệm hoàn thành nội dung công việc theo đúng quy định pháp luật.</w:t>
+        <w:t xml:space="preserve">Bên </w:t>
+      </w:r>
+      <w:r>
+        <w:rPr>
+          <w:color w:val="000000"/>
+        </w:rPr>
+        <w:t>B</w:t>
+      </w:r>
+      <w:r>
+        <w:rPr>
+          <w:color w:val="000000"/>
+        </w:rPr>
+        <w:t xml:space="preserve"> có trách nhiệm hoàn thành nội dung công việc theo đúng quy định pháp luật.</w:t>
       </w:r>
     </w:p>
     <w:tbl>
